--- a/KR1/ЛР 1 Николаев В.А..docx
+++ b/KR1/ЛР 1 Николаев В.А..docx
@@ -4020,8 +4020,6 @@
           <w:lang w:eastAsia="ru-RU"/>
         </w:rPr>
       </w:pPr>
-      <w:bookmarkStart w:id="0" w:name="_GoBack"/>
-      <w:bookmarkEnd w:id="0"/>
     </w:p>
     <w:p>
       <w:pPr>
@@ -5377,75 +5375,22 @@
           <w:color w:val="000000"/>
           <w:sz w:val="28"/>
           <w:szCs w:val="28"/>
-          <w:lang w:eastAsia="ru-RU"/>
-        </w:rPr>
-      </w:pPr>
-      <w:proofErr w:type="spellStart"/>
-      <w:r>
-        <w:rPr>
-          <w:rFonts w:ascii="Times New Roman" w:eastAsia="Times New Roman" w:hAnsi="Times New Roman" w:cs="Times New Roman"/>
-          <w:b/>
-          <w:bCs/>
-          <w:color w:val="000000"/>
-          <w:sz w:val="28"/>
-          <w:szCs w:val="28"/>
-          <w:lang w:eastAsia="ru-RU"/>
+          <w:lang w:val="en-US" w:eastAsia="ru-RU"/>
+        </w:rPr>
+      </w:pPr>
+      <w:proofErr w:type="gramStart"/>
+      <w:r>
+        <w:rPr>
+          <w:rFonts w:ascii="Times New Roman" w:eastAsia="Times New Roman" w:hAnsi="Times New Roman" w:cs="Times New Roman"/>
+          <w:b/>
+          <w:bCs/>
+          <w:color w:val="000000"/>
+          <w:sz w:val="28"/>
+          <w:szCs w:val="28"/>
+          <w:lang w:val="en-US" w:eastAsia="ru-RU"/>
         </w:rPr>
         <w:t>using</w:t>
       </w:r>
-      <w:proofErr w:type="spellEnd"/>
-      <w:r>
-        <w:rPr>
-          <w:rFonts w:ascii="Times New Roman" w:eastAsia="Times New Roman" w:hAnsi="Times New Roman" w:cs="Times New Roman"/>
-          <w:b/>
-          <w:bCs/>
-          <w:color w:val="000000"/>
-          <w:sz w:val="28"/>
-          <w:szCs w:val="28"/>
-          <w:lang w:eastAsia="ru-RU"/>
-        </w:rPr>
-        <w:t xml:space="preserve"> </w:t>
-      </w:r>
-      <w:proofErr w:type="spellStart"/>
-      <w:r>
-        <w:rPr>
-          <w:rFonts w:ascii="Times New Roman" w:eastAsia="Times New Roman" w:hAnsi="Times New Roman" w:cs="Times New Roman"/>
-          <w:b/>
-          <w:bCs/>
-          <w:color w:val="000000"/>
-          <w:sz w:val="28"/>
-          <w:szCs w:val="28"/>
-          <w:lang w:eastAsia="ru-RU"/>
-        </w:rPr>
-        <w:t>namespace</w:t>
-      </w:r>
-      <w:proofErr w:type="spellEnd"/>
-      <w:r>
-        <w:rPr>
-          <w:rFonts w:ascii="Times New Roman" w:eastAsia="Times New Roman" w:hAnsi="Times New Roman" w:cs="Times New Roman"/>
-          <w:b/>
-          <w:bCs/>
-          <w:color w:val="000000"/>
-          <w:sz w:val="28"/>
-          <w:szCs w:val="28"/>
-          <w:lang w:eastAsia="ru-RU"/>
-        </w:rPr>
-        <w:t xml:space="preserve"> </w:t>
-      </w:r>
-      <w:proofErr w:type="gramStart"/>
-      <w:r>
-        <w:rPr>
-          <w:rFonts w:ascii="Times New Roman" w:eastAsia="Times New Roman" w:hAnsi="Times New Roman" w:cs="Times New Roman"/>
-          <w:b/>
-          <w:bCs/>
-          <w:color w:val="000000"/>
-          <w:sz w:val="28"/>
-          <w:szCs w:val="28"/>
-          <w:lang w:eastAsia="ru-RU"/>
-        </w:rPr>
-        <w:t>std::</w:t>
-      </w:r>
-      <w:proofErr w:type="spellStart"/>
       <w:proofErr w:type="gramEnd"/>
       <w:r>
         <w:rPr>
@@ -5455,7 +5400,20 @@
           <w:color w:val="000000"/>
           <w:sz w:val="28"/>
           <w:szCs w:val="28"/>
-          <w:lang w:eastAsia="ru-RU"/>
+          <w:lang w:val="en-US" w:eastAsia="ru-RU"/>
+        </w:rPr>
+        <w:t xml:space="preserve"> namespace std::</w:t>
+      </w:r>
+      <w:proofErr w:type="spellStart"/>
+      <w:r>
+        <w:rPr>
+          <w:rFonts w:ascii="Times New Roman" w:eastAsia="Times New Roman" w:hAnsi="Times New Roman" w:cs="Times New Roman"/>
+          <w:b/>
+          <w:bCs/>
+          <w:color w:val="000000"/>
+          <w:sz w:val="28"/>
+          <w:szCs w:val="28"/>
+          <w:lang w:val="en-US" w:eastAsia="ru-RU"/>
         </w:rPr>
         <w:t>chrono</w:t>
       </w:r>
@@ -5468,7 +5426,7 @@
           <w:color w:val="000000"/>
           <w:sz w:val="28"/>
           <w:szCs w:val="28"/>
-          <w:lang w:eastAsia="ru-RU"/>
+          <w:lang w:val="en-US" w:eastAsia="ru-RU"/>
         </w:rPr>
         <w:t>;</w:t>
       </w:r>
@@ -5485,7 +5443,7 @@
           <w:color w:val="000000"/>
           <w:sz w:val="28"/>
           <w:szCs w:val="28"/>
-          <w:lang w:eastAsia="ru-RU"/>
+          <w:lang w:val="en-US" w:eastAsia="ru-RU"/>
         </w:rPr>
       </w:pPr>
     </w:p>
@@ -7608,46 +7566,58 @@
           <w:color w:val="000000"/>
           <w:sz w:val="28"/>
           <w:szCs w:val="28"/>
-          <w:lang w:val="en-US" w:eastAsia="ru-RU"/>
-        </w:rPr>
-      </w:pPr>
-      <w:r>
-        <w:rPr>
-          <w:rFonts w:ascii="Times New Roman" w:eastAsia="Times New Roman" w:hAnsi="Times New Roman" w:cs="Times New Roman"/>
-          <w:b/>
-          <w:bCs/>
-          <w:color w:val="000000"/>
-          <w:sz w:val="28"/>
-          <w:szCs w:val="28"/>
-          <w:lang w:val="en-US" w:eastAsia="ru-RU"/>
-        </w:rPr>
-        <w:t xml:space="preserve">        }</w:t>
-      </w:r>
-    </w:p>
-    <w:p>
-      <w:pPr>
-        <w:pStyle w:val="a6"/>
-        <w:spacing w:after="0" w:line="360" w:lineRule="auto"/>
-        <w:ind w:left="1069"/>
-        <w:rPr>
-          <w:rFonts w:ascii="Times New Roman" w:eastAsia="Times New Roman" w:hAnsi="Times New Roman" w:cs="Times New Roman"/>
-          <w:b/>
-          <w:bCs/>
-          <w:color w:val="000000"/>
-          <w:sz w:val="28"/>
-          <w:szCs w:val="28"/>
-          <w:lang w:val="en-US" w:eastAsia="ru-RU"/>
-        </w:rPr>
-      </w:pPr>
-      <w:r>
-        <w:rPr>
-          <w:rFonts w:ascii="Times New Roman" w:eastAsia="Times New Roman" w:hAnsi="Times New Roman" w:cs="Times New Roman"/>
-          <w:b/>
-          <w:bCs/>
-          <w:color w:val="000000"/>
-          <w:sz w:val="28"/>
-          <w:szCs w:val="28"/>
-          <w:lang w:val="en-US" w:eastAsia="ru-RU"/>
+          <w:lang w:eastAsia="ru-RU"/>
+        </w:rPr>
+      </w:pPr>
+      <w:r>
+        <w:rPr>
+          <w:rFonts w:ascii="Times New Roman" w:eastAsia="Times New Roman" w:hAnsi="Times New Roman" w:cs="Times New Roman"/>
+          <w:b/>
+          <w:bCs/>
+          <w:color w:val="000000"/>
+          <w:sz w:val="28"/>
+          <w:szCs w:val="28"/>
+          <w:lang w:val="en-US" w:eastAsia="ru-RU"/>
+        </w:rPr>
+        <w:t xml:space="preserve">        </w:t>
+      </w:r>
+      <w:r>
+        <w:rPr>
+          <w:rFonts w:ascii="Times New Roman" w:eastAsia="Times New Roman" w:hAnsi="Times New Roman" w:cs="Times New Roman"/>
+          <w:b/>
+          <w:bCs/>
+          <w:color w:val="000000"/>
+          <w:sz w:val="28"/>
+          <w:szCs w:val="28"/>
+          <w:lang w:eastAsia="ru-RU"/>
+        </w:rPr>
+        <w:t>}</w:t>
+      </w:r>
+    </w:p>
+    <w:p>
+      <w:pPr>
+        <w:pStyle w:val="a6"/>
+        <w:spacing w:after="0" w:line="360" w:lineRule="auto"/>
+        <w:ind w:left="1069"/>
+        <w:rPr>
+          <w:rFonts w:ascii="Times New Roman" w:eastAsia="Times New Roman" w:hAnsi="Times New Roman" w:cs="Times New Roman"/>
+          <w:b/>
+          <w:bCs/>
+          <w:color w:val="000000"/>
+          <w:sz w:val="28"/>
+          <w:szCs w:val="28"/>
+          <w:lang w:eastAsia="ru-RU"/>
+        </w:rPr>
+      </w:pPr>
+      <w:r>
+        <w:rPr>
+          <w:rFonts w:ascii="Times New Roman" w:eastAsia="Times New Roman" w:hAnsi="Times New Roman" w:cs="Times New Roman"/>
+          <w:b/>
+          <w:bCs/>
+          <w:color w:val="000000"/>
+          <w:sz w:val="28"/>
+          <w:szCs w:val="28"/>
+          <w:lang w:eastAsia="ru-RU"/>
         </w:rPr>
         <w:t xml:space="preserve">    }</w:t>
       </w:r>
@@ -7664,18 +7634,18 @@
           <w:color w:val="000000"/>
           <w:sz w:val="28"/>
           <w:szCs w:val="28"/>
-          <w:lang w:val="en-US" w:eastAsia="ru-RU"/>
-        </w:rPr>
-      </w:pPr>
-      <w:r>
-        <w:rPr>
-          <w:rFonts w:ascii="Times New Roman" w:eastAsia="Times New Roman" w:hAnsi="Times New Roman" w:cs="Times New Roman"/>
-          <w:b/>
-          <w:bCs/>
-          <w:color w:val="000000"/>
-          <w:sz w:val="28"/>
-          <w:szCs w:val="28"/>
-          <w:lang w:val="en-US" w:eastAsia="ru-RU"/>
+          <w:lang w:eastAsia="ru-RU"/>
+        </w:rPr>
+      </w:pPr>
+      <w:r>
+        <w:rPr>
+          <w:rFonts w:ascii="Times New Roman" w:eastAsia="Times New Roman" w:hAnsi="Times New Roman" w:cs="Times New Roman"/>
+          <w:b/>
+          <w:bCs/>
+          <w:color w:val="000000"/>
+          <w:sz w:val="28"/>
+          <w:szCs w:val="28"/>
+          <w:lang w:eastAsia="ru-RU"/>
         </w:rPr>
         <w:t xml:space="preserve">    </w:t>
       </w:r>
@@ -7702,7 +7672,7 @@
           <w:color w:val="000000"/>
           <w:sz w:val="28"/>
           <w:szCs w:val="28"/>
-          <w:lang w:val="en-US" w:eastAsia="ru-RU"/>
+          <w:lang w:eastAsia="ru-RU"/>
         </w:rPr>
         <w:t>[</w:t>
       </w:r>
@@ -7729,7 +7699,7 @@
           <w:color w:val="000000"/>
           <w:sz w:val="28"/>
           <w:szCs w:val="28"/>
-          <w:lang w:val="en-US" w:eastAsia="ru-RU"/>
+          <w:lang w:eastAsia="ru-RU"/>
         </w:rPr>
         <w:t>] = '\0';</w:t>
       </w:r>
@@ -25753,6 +25723,60 @@
           <w:lang w:val="en-US" w:eastAsia="ru-RU"/>
         </w:rPr>
       </w:pPr>
+      <w:r>
+        <w:rPr>
+          <w:rFonts w:ascii="Times New Roman" w:eastAsia="Times New Roman" w:hAnsi="Times New Roman" w:cs="Times New Roman"/>
+          <w:b/>
+          <w:bCs/>
+          <w:color w:val="000000"/>
+          <w:sz w:val="28"/>
+          <w:szCs w:val="28"/>
+          <w:lang w:val="en-US" w:eastAsia="ru-RU"/>
+        </w:rPr>
+        <w:t>int</w:t>
+      </w:r>
+      <w:bookmarkStart w:id="0" w:name="_GoBack"/>
+      <w:bookmarkEnd w:id="0"/>
+      <w:r>
+        <w:rPr>
+          <w:rFonts w:ascii="Times New Roman" w:eastAsia="Times New Roman" w:hAnsi="Times New Roman" w:cs="Times New Roman"/>
+          <w:b/>
+          <w:bCs/>
+          <w:color w:val="000000"/>
+          <w:sz w:val="28"/>
+          <w:szCs w:val="28"/>
+          <w:lang w:val="en-US" w:eastAsia="ru-RU"/>
+        </w:rPr>
+        <w:t xml:space="preserve"> main() {</w:t>
+      </w:r>
+    </w:p>
+    <w:p>
+      <w:pPr>
+        <w:pStyle w:val="a6"/>
+        <w:spacing w:after="0" w:line="360" w:lineRule="auto"/>
+        <w:ind w:left="1069"/>
+        <w:rPr>
+          <w:rFonts w:ascii="Times New Roman" w:eastAsia="Times New Roman" w:hAnsi="Times New Roman" w:cs="Times New Roman"/>
+          <w:b/>
+          <w:bCs/>
+          <w:color w:val="000000"/>
+          <w:sz w:val="28"/>
+          <w:szCs w:val="28"/>
+          <w:lang w:val="en-US" w:eastAsia="ru-RU"/>
+        </w:rPr>
+      </w:pPr>
+      <w:r>
+        <w:rPr>
+          <w:rFonts w:ascii="Times New Roman" w:eastAsia="Times New Roman" w:hAnsi="Times New Roman" w:cs="Times New Roman"/>
+          <w:b/>
+          <w:bCs/>
+          <w:color w:val="000000"/>
+          <w:sz w:val="28"/>
+          <w:szCs w:val="28"/>
+          <w:lang w:val="en-US" w:eastAsia="ru-RU"/>
+        </w:rPr>
+        <w:t xml:space="preserve">    </w:t>
+      </w:r>
       <w:proofErr w:type="gramStart"/>
       <w:r>
         <w:rPr>
@@ -25764,7 +25788,7 @@
           <w:szCs w:val="28"/>
           <w:lang w:val="en-US" w:eastAsia="ru-RU"/>
         </w:rPr>
-        <w:t>void</w:t>
+        <w:t>setlocale(</w:t>
       </w:r>
       <w:proofErr w:type="gramEnd"/>
       <w:r>
@@ -25777,7 +25801,7 @@
           <w:szCs w:val="28"/>
           <w:lang w:val="en-US" w:eastAsia="ru-RU"/>
         </w:rPr>
-        <w:t xml:space="preserve"> main() {</w:t>
+        <w:t>LC_ALL, "Russian");</w:t>
       </w:r>
     </w:p>
     <w:p>
@@ -25818,7 +25842,7 @@
           <w:szCs w:val="28"/>
           <w:lang w:val="en-US" w:eastAsia="ru-RU"/>
         </w:rPr>
-        <w:t>setlocale(</w:t>
+        <w:t>system(</w:t>
       </w:r>
       <w:proofErr w:type="gramEnd"/>
       <w:r>
@@ -25831,7 +25855,33 @@
           <w:szCs w:val="28"/>
           <w:lang w:val="en-US" w:eastAsia="ru-RU"/>
         </w:rPr>
-        <w:t>LC_ALL, "Russian");</w:t>
+        <w:t>"</w:t>
+      </w:r>
+      <w:proofErr w:type="spellStart"/>
+      <w:r>
+        <w:rPr>
+          <w:rFonts w:ascii="Times New Roman" w:eastAsia="Times New Roman" w:hAnsi="Times New Roman" w:cs="Times New Roman"/>
+          <w:b/>
+          <w:bCs/>
+          <w:color w:val="000000"/>
+          <w:sz w:val="28"/>
+          <w:szCs w:val="28"/>
+          <w:lang w:val="en-US" w:eastAsia="ru-RU"/>
+        </w:rPr>
+        <w:t>chcp</w:t>
+      </w:r>
+      <w:proofErr w:type="spellEnd"/>
+      <w:r>
+        <w:rPr>
+          <w:rFonts w:ascii="Times New Roman" w:eastAsia="Times New Roman" w:hAnsi="Times New Roman" w:cs="Times New Roman"/>
+          <w:b/>
+          <w:bCs/>
+          <w:color w:val="000000"/>
+          <w:sz w:val="28"/>
+          <w:szCs w:val="28"/>
+          <w:lang w:val="en-US" w:eastAsia="ru-RU"/>
+        </w:rPr>
+        <w:t xml:space="preserve"> 1251");</w:t>
       </w:r>
     </w:p>
     <w:p>
@@ -25861,6 +25911,7 @@
         </w:rPr>
         <w:t xml:space="preserve">    </w:t>
       </w:r>
+      <w:proofErr w:type="spellStart"/>
       <w:proofErr w:type="gramStart"/>
       <w:r>
         <w:rPr>
@@ -25872,7 +25923,20 @@
           <w:szCs w:val="28"/>
           <w:lang w:val="en-US" w:eastAsia="ru-RU"/>
         </w:rPr>
-        <w:t>system(</w:t>
+        <w:t>srand</w:t>
+      </w:r>
+      <w:proofErr w:type="spellEnd"/>
+      <w:r>
+        <w:rPr>
+          <w:rFonts w:ascii="Times New Roman" w:eastAsia="Times New Roman" w:hAnsi="Times New Roman" w:cs="Times New Roman"/>
+          <w:b/>
+          <w:bCs/>
+          <w:color w:val="000000"/>
+          <w:sz w:val="28"/>
+          <w:szCs w:val="28"/>
+          <w:lang w:val="en-US" w:eastAsia="ru-RU"/>
+        </w:rPr>
+        <w:t>(</w:t>
       </w:r>
       <w:proofErr w:type="gramEnd"/>
       <w:r>
@@ -25885,34 +25949,24 @@
           <w:szCs w:val="28"/>
           <w:lang w:val="en-US" w:eastAsia="ru-RU"/>
         </w:rPr>
-        <w:t>"</w:t>
-      </w:r>
-      <w:proofErr w:type="spellStart"/>
-      <w:r>
-        <w:rPr>
-          <w:rFonts w:ascii="Times New Roman" w:eastAsia="Times New Roman" w:hAnsi="Times New Roman" w:cs="Times New Roman"/>
-          <w:b/>
-          <w:bCs/>
-          <w:color w:val="000000"/>
-          <w:sz w:val="28"/>
-          <w:szCs w:val="28"/>
-          <w:lang w:val="en-US" w:eastAsia="ru-RU"/>
-        </w:rPr>
-        <w:t>chcp</w:t>
-      </w:r>
-      <w:proofErr w:type="spellEnd"/>
-      <w:r>
-        <w:rPr>
-          <w:rFonts w:ascii="Times New Roman" w:eastAsia="Times New Roman" w:hAnsi="Times New Roman" w:cs="Times New Roman"/>
-          <w:b/>
-          <w:bCs/>
-          <w:color w:val="000000"/>
-          <w:sz w:val="28"/>
-          <w:szCs w:val="28"/>
-          <w:lang w:val="en-US" w:eastAsia="ru-RU"/>
-        </w:rPr>
-        <w:t xml:space="preserve"> 1251");</w:t>
-      </w:r>
+        <w:t>time(0));</w:t>
+      </w:r>
+    </w:p>
+    <w:p>
+      <w:pPr>
+        <w:pStyle w:val="a6"/>
+        <w:spacing w:after="0" w:line="360" w:lineRule="auto"/>
+        <w:ind w:left="1069"/>
+        <w:rPr>
+          <w:rFonts w:ascii="Times New Roman" w:eastAsia="Times New Roman" w:hAnsi="Times New Roman" w:cs="Times New Roman"/>
+          <w:b/>
+          <w:bCs/>
+          <w:color w:val="000000"/>
+          <w:sz w:val="28"/>
+          <w:szCs w:val="28"/>
+          <w:lang w:val="en-US" w:eastAsia="ru-RU"/>
+        </w:rPr>
+      </w:pPr>
     </w:p>
     <w:p>
       <w:pPr>
@@ -25941,7 +25995,6 @@
         </w:rPr>
         <w:t xml:space="preserve">    </w:t>
       </w:r>
-      <w:proofErr w:type="spellStart"/>
       <w:proofErr w:type="gramStart"/>
       <w:r>
         <w:rPr>
@@ -25953,20 +26006,7 @@
           <w:szCs w:val="28"/>
           <w:lang w:val="en-US" w:eastAsia="ru-RU"/>
         </w:rPr>
-        <w:t>srand</w:t>
-      </w:r>
-      <w:proofErr w:type="spellEnd"/>
-      <w:r>
-        <w:rPr>
-          <w:rFonts w:ascii="Times New Roman" w:eastAsia="Times New Roman" w:hAnsi="Times New Roman" w:cs="Times New Roman"/>
-          <w:b/>
-          <w:bCs/>
-          <w:color w:val="000000"/>
-          <w:sz w:val="28"/>
-          <w:szCs w:val="28"/>
-          <w:lang w:val="en-US" w:eastAsia="ru-RU"/>
-        </w:rPr>
-        <w:t>(</w:t>
+        <w:t>cout</w:t>
       </w:r>
       <w:proofErr w:type="gramEnd"/>
       <w:r>
@@ -25979,38 +26019,48 @@
           <w:szCs w:val="28"/>
           <w:lang w:val="en-US" w:eastAsia="ru-RU"/>
         </w:rPr>
-        <w:t>time(0));</w:t>
-      </w:r>
-    </w:p>
-    <w:p>
-      <w:pPr>
-        <w:pStyle w:val="a6"/>
-        <w:spacing w:after="0" w:line="360" w:lineRule="auto"/>
-        <w:ind w:left="1069"/>
-        <w:rPr>
-          <w:rFonts w:ascii="Times New Roman" w:eastAsia="Times New Roman" w:hAnsi="Times New Roman" w:cs="Times New Roman"/>
-          <w:b/>
-          <w:bCs/>
-          <w:color w:val="000000"/>
-          <w:sz w:val="28"/>
-          <w:szCs w:val="28"/>
-          <w:lang w:val="en-US" w:eastAsia="ru-RU"/>
-        </w:rPr>
-      </w:pPr>
-    </w:p>
-    <w:p>
-      <w:pPr>
-        <w:pStyle w:val="a6"/>
-        <w:spacing w:after="0" w:line="360" w:lineRule="auto"/>
-        <w:ind w:left="1069"/>
-        <w:rPr>
-          <w:rFonts w:ascii="Times New Roman" w:eastAsia="Times New Roman" w:hAnsi="Times New Roman" w:cs="Times New Roman"/>
-          <w:b/>
-          <w:bCs/>
-          <w:color w:val="000000"/>
-          <w:sz w:val="28"/>
-          <w:szCs w:val="28"/>
-          <w:lang w:val="en-US" w:eastAsia="ru-RU"/>
+        <w:t xml:space="preserve"> &lt;&lt; "------------------------------------------------------------" &lt;&lt; </w:t>
+      </w:r>
+      <w:proofErr w:type="spellStart"/>
+      <w:r>
+        <w:rPr>
+          <w:rFonts w:ascii="Times New Roman" w:eastAsia="Times New Roman" w:hAnsi="Times New Roman" w:cs="Times New Roman"/>
+          <w:b/>
+          <w:bCs/>
+          <w:color w:val="000000"/>
+          <w:sz w:val="28"/>
+          <w:szCs w:val="28"/>
+          <w:lang w:val="en-US" w:eastAsia="ru-RU"/>
+        </w:rPr>
+        <w:t>endl</w:t>
+      </w:r>
+      <w:proofErr w:type="spellEnd"/>
+      <w:r>
+        <w:rPr>
+          <w:rFonts w:ascii="Times New Roman" w:eastAsia="Times New Roman" w:hAnsi="Times New Roman" w:cs="Times New Roman"/>
+          <w:b/>
+          <w:bCs/>
+          <w:color w:val="000000"/>
+          <w:sz w:val="28"/>
+          <w:szCs w:val="28"/>
+          <w:lang w:val="en-US" w:eastAsia="ru-RU"/>
+        </w:rPr>
+        <w:t>;</w:t>
+      </w:r>
+    </w:p>
+    <w:p>
+      <w:pPr>
+        <w:pStyle w:val="a6"/>
+        <w:spacing w:after="0" w:line="360" w:lineRule="auto"/>
+        <w:ind w:left="1069"/>
+        <w:rPr>
+          <w:rFonts w:ascii="Times New Roman" w:eastAsia="Times New Roman" w:hAnsi="Times New Roman" w:cs="Times New Roman"/>
+          <w:b/>
+          <w:bCs/>
+          <w:color w:val="000000"/>
+          <w:sz w:val="28"/>
+          <w:szCs w:val="28"/>
+          <w:lang w:eastAsia="ru-RU"/>
         </w:rPr>
       </w:pPr>
       <w:r>
@@ -26025,6 +26075,18 @@
         </w:rPr>
         <w:t xml:space="preserve">    </w:t>
       </w:r>
+      <w:r>
+        <w:rPr>
+          <w:rFonts w:ascii="Times New Roman" w:eastAsia="Times New Roman" w:hAnsi="Times New Roman" w:cs="Times New Roman"/>
+          <w:b/>
+          <w:bCs/>
+          <w:color w:val="000000"/>
+          <w:sz w:val="28"/>
+          <w:szCs w:val="28"/>
+          <w:lang w:eastAsia="ru-RU"/>
+        </w:rPr>
+        <w:t xml:space="preserve">cout </w:t>
+      </w:r>
       <w:proofErr w:type="gramStart"/>
       <w:r>
         <w:rPr>
@@ -26034,6 +26096,438 @@
           <w:color w:val="000000"/>
           <w:sz w:val="28"/>
           <w:szCs w:val="28"/>
+          <w:lang w:eastAsia="ru-RU"/>
+        </w:rPr>
+        <w:t>&lt;&lt; "</w:t>
+      </w:r>
+      <w:proofErr w:type="gramEnd"/>
+      <w:r>
+        <w:rPr>
+          <w:rFonts w:ascii="Times New Roman" w:eastAsia="Times New Roman" w:hAnsi="Times New Roman" w:cs="Times New Roman"/>
+          <w:b/>
+          <w:bCs/>
+          <w:color w:val="000000"/>
+          <w:sz w:val="28"/>
+          <w:szCs w:val="28"/>
+          <w:lang w:eastAsia="ru-RU"/>
+        </w:rPr>
+        <w:t xml:space="preserve">Лабораторной работе №1" &lt;&lt; </w:t>
+      </w:r>
+      <w:proofErr w:type="spellStart"/>
+      <w:r>
+        <w:rPr>
+          <w:rFonts w:ascii="Times New Roman" w:eastAsia="Times New Roman" w:hAnsi="Times New Roman" w:cs="Times New Roman"/>
+          <w:b/>
+          <w:bCs/>
+          <w:color w:val="000000"/>
+          <w:sz w:val="28"/>
+          <w:szCs w:val="28"/>
+          <w:lang w:eastAsia="ru-RU"/>
+        </w:rPr>
+        <w:t>endl</w:t>
+      </w:r>
+      <w:proofErr w:type="spellEnd"/>
+      <w:r>
+        <w:rPr>
+          <w:rFonts w:ascii="Times New Roman" w:eastAsia="Times New Roman" w:hAnsi="Times New Roman" w:cs="Times New Roman"/>
+          <w:b/>
+          <w:bCs/>
+          <w:color w:val="000000"/>
+          <w:sz w:val="28"/>
+          <w:szCs w:val="28"/>
+          <w:lang w:eastAsia="ru-RU"/>
+        </w:rPr>
+        <w:t>;</w:t>
+      </w:r>
+    </w:p>
+    <w:p>
+      <w:pPr>
+        <w:pStyle w:val="a6"/>
+        <w:spacing w:after="0" w:line="360" w:lineRule="auto"/>
+        <w:ind w:left="1069"/>
+        <w:rPr>
+          <w:rFonts w:ascii="Times New Roman" w:eastAsia="Times New Roman" w:hAnsi="Times New Roman" w:cs="Times New Roman"/>
+          <w:b/>
+          <w:bCs/>
+          <w:color w:val="000000"/>
+          <w:sz w:val="28"/>
+          <w:szCs w:val="28"/>
+          <w:lang w:eastAsia="ru-RU"/>
+        </w:rPr>
+      </w:pPr>
+      <w:r>
+        <w:rPr>
+          <w:rFonts w:ascii="Times New Roman" w:eastAsia="Times New Roman" w:hAnsi="Times New Roman" w:cs="Times New Roman"/>
+          <w:b/>
+          <w:bCs/>
+          <w:color w:val="000000"/>
+          <w:sz w:val="28"/>
+          <w:szCs w:val="28"/>
+          <w:lang w:eastAsia="ru-RU"/>
+        </w:rPr>
+        <w:t xml:space="preserve">    cout </w:t>
+      </w:r>
+      <w:proofErr w:type="gramStart"/>
+      <w:r>
+        <w:rPr>
+          <w:rFonts w:ascii="Times New Roman" w:eastAsia="Times New Roman" w:hAnsi="Times New Roman" w:cs="Times New Roman"/>
+          <w:b/>
+          <w:bCs/>
+          <w:color w:val="000000"/>
+          <w:sz w:val="28"/>
+          <w:szCs w:val="28"/>
+          <w:lang w:eastAsia="ru-RU"/>
+        </w:rPr>
+        <w:t>&lt;&lt; "</w:t>
+      </w:r>
+      <w:proofErr w:type="gramEnd"/>
+      <w:r>
+        <w:rPr>
+          <w:rFonts w:ascii="Times New Roman" w:eastAsia="Times New Roman" w:hAnsi="Times New Roman" w:cs="Times New Roman"/>
+          <w:b/>
+          <w:bCs/>
+          <w:color w:val="000000"/>
+          <w:sz w:val="28"/>
+          <w:szCs w:val="28"/>
+          <w:lang w:eastAsia="ru-RU"/>
+        </w:rPr>
+        <w:t xml:space="preserve">Вариант 17: e = (a &amp; b &amp; c) \\ d" &lt;&lt; </w:t>
+      </w:r>
+      <w:proofErr w:type="spellStart"/>
+      <w:r>
+        <w:rPr>
+          <w:rFonts w:ascii="Times New Roman" w:eastAsia="Times New Roman" w:hAnsi="Times New Roman" w:cs="Times New Roman"/>
+          <w:b/>
+          <w:bCs/>
+          <w:color w:val="000000"/>
+          <w:sz w:val="28"/>
+          <w:szCs w:val="28"/>
+          <w:lang w:eastAsia="ru-RU"/>
+        </w:rPr>
+        <w:t>endl</w:t>
+      </w:r>
+      <w:proofErr w:type="spellEnd"/>
+      <w:r>
+        <w:rPr>
+          <w:rFonts w:ascii="Times New Roman" w:eastAsia="Times New Roman" w:hAnsi="Times New Roman" w:cs="Times New Roman"/>
+          <w:b/>
+          <w:bCs/>
+          <w:color w:val="000000"/>
+          <w:sz w:val="28"/>
+          <w:szCs w:val="28"/>
+          <w:lang w:eastAsia="ru-RU"/>
+        </w:rPr>
+        <w:t>;</w:t>
+      </w:r>
+    </w:p>
+    <w:p>
+      <w:pPr>
+        <w:pStyle w:val="a6"/>
+        <w:spacing w:after="0" w:line="360" w:lineRule="auto"/>
+        <w:ind w:left="1069"/>
+        <w:rPr>
+          <w:rFonts w:ascii="Times New Roman" w:eastAsia="Times New Roman" w:hAnsi="Times New Roman" w:cs="Times New Roman"/>
+          <w:b/>
+          <w:bCs/>
+          <w:color w:val="000000"/>
+          <w:sz w:val="28"/>
+          <w:szCs w:val="28"/>
+          <w:lang w:eastAsia="ru-RU"/>
+        </w:rPr>
+      </w:pPr>
+      <w:r>
+        <w:rPr>
+          <w:rFonts w:ascii="Times New Roman" w:eastAsia="Times New Roman" w:hAnsi="Times New Roman" w:cs="Times New Roman"/>
+          <w:b/>
+          <w:bCs/>
+          <w:color w:val="000000"/>
+          <w:sz w:val="28"/>
+          <w:szCs w:val="28"/>
+          <w:lang w:eastAsia="ru-RU"/>
+        </w:rPr>
+        <w:t xml:space="preserve">    cout </w:t>
+      </w:r>
+      <w:proofErr w:type="gramStart"/>
+      <w:r>
+        <w:rPr>
+          <w:rFonts w:ascii="Times New Roman" w:eastAsia="Times New Roman" w:hAnsi="Times New Roman" w:cs="Times New Roman"/>
+          <w:b/>
+          <w:bCs/>
+          <w:color w:val="000000"/>
+          <w:sz w:val="28"/>
+          <w:szCs w:val="28"/>
+          <w:lang w:eastAsia="ru-RU"/>
+        </w:rPr>
+        <w:t>&lt;&lt; "</w:t>
+      </w:r>
+      <w:proofErr w:type="gramEnd"/>
+      <w:r>
+        <w:rPr>
+          <w:rFonts w:ascii="Times New Roman" w:eastAsia="Times New Roman" w:hAnsi="Times New Roman" w:cs="Times New Roman"/>
+          <w:b/>
+          <w:bCs/>
+          <w:color w:val="000000"/>
+          <w:sz w:val="28"/>
+          <w:szCs w:val="28"/>
+          <w:lang w:eastAsia="ru-RU"/>
+        </w:rPr>
+        <w:t xml:space="preserve">Строчные русские буквы (а-я, ё)" &lt;&lt; </w:t>
+      </w:r>
+      <w:proofErr w:type="spellStart"/>
+      <w:r>
+        <w:rPr>
+          <w:rFonts w:ascii="Times New Roman" w:eastAsia="Times New Roman" w:hAnsi="Times New Roman" w:cs="Times New Roman"/>
+          <w:b/>
+          <w:bCs/>
+          <w:color w:val="000000"/>
+          <w:sz w:val="28"/>
+          <w:szCs w:val="28"/>
+          <w:lang w:eastAsia="ru-RU"/>
+        </w:rPr>
+        <w:t>endl</w:t>
+      </w:r>
+      <w:proofErr w:type="spellEnd"/>
+      <w:r>
+        <w:rPr>
+          <w:rFonts w:ascii="Times New Roman" w:eastAsia="Times New Roman" w:hAnsi="Times New Roman" w:cs="Times New Roman"/>
+          <w:b/>
+          <w:bCs/>
+          <w:color w:val="000000"/>
+          <w:sz w:val="28"/>
+          <w:szCs w:val="28"/>
+          <w:lang w:eastAsia="ru-RU"/>
+        </w:rPr>
+        <w:t>;</w:t>
+      </w:r>
+    </w:p>
+    <w:p>
+      <w:pPr>
+        <w:pStyle w:val="a6"/>
+        <w:spacing w:after="0" w:line="360" w:lineRule="auto"/>
+        <w:ind w:left="1069"/>
+        <w:rPr>
+          <w:rFonts w:ascii="Times New Roman" w:eastAsia="Times New Roman" w:hAnsi="Times New Roman" w:cs="Times New Roman"/>
+          <w:b/>
+          <w:bCs/>
+          <w:color w:val="000000"/>
+          <w:sz w:val="28"/>
+          <w:szCs w:val="28"/>
+          <w:lang w:eastAsia="ru-RU"/>
+        </w:rPr>
+      </w:pPr>
+      <w:r>
+        <w:rPr>
+          <w:rFonts w:ascii="Times New Roman" w:eastAsia="Times New Roman" w:hAnsi="Times New Roman" w:cs="Times New Roman"/>
+          <w:b/>
+          <w:bCs/>
+          <w:color w:val="000000"/>
+          <w:sz w:val="28"/>
+          <w:szCs w:val="28"/>
+          <w:lang w:eastAsia="ru-RU"/>
+        </w:rPr>
+        <w:t xml:space="preserve">    cout </w:t>
+      </w:r>
+      <w:proofErr w:type="gramStart"/>
+      <w:r>
+        <w:rPr>
+          <w:rFonts w:ascii="Times New Roman" w:eastAsia="Times New Roman" w:hAnsi="Times New Roman" w:cs="Times New Roman"/>
+          <w:b/>
+          <w:bCs/>
+          <w:color w:val="000000"/>
+          <w:sz w:val="28"/>
+          <w:szCs w:val="28"/>
+          <w:lang w:eastAsia="ru-RU"/>
+        </w:rPr>
+        <w:t>&lt;&lt; "</w:t>
+      </w:r>
+      <w:proofErr w:type="gramEnd"/>
+      <w:r>
+        <w:rPr>
+          <w:rFonts w:ascii="Times New Roman" w:eastAsia="Times New Roman" w:hAnsi="Times New Roman" w:cs="Times New Roman"/>
+          <w:b/>
+          <w:bCs/>
+          <w:color w:val="000000"/>
+          <w:sz w:val="28"/>
+          <w:szCs w:val="28"/>
+          <w:lang w:eastAsia="ru-RU"/>
+        </w:rPr>
+        <w:t xml:space="preserve">------------------------------------------------------------" &lt;&lt; </w:t>
+      </w:r>
+      <w:proofErr w:type="spellStart"/>
+      <w:r>
+        <w:rPr>
+          <w:rFonts w:ascii="Times New Roman" w:eastAsia="Times New Roman" w:hAnsi="Times New Roman" w:cs="Times New Roman"/>
+          <w:b/>
+          <w:bCs/>
+          <w:color w:val="000000"/>
+          <w:sz w:val="28"/>
+          <w:szCs w:val="28"/>
+          <w:lang w:eastAsia="ru-RU"/>
+        </w:rPr>
+        <w:t>endl</w:t>
+      </w:r>
+      <w:proofErr w:type="spellEnd"/>
+      <w:r>
+        <w:rPr>
+          <w:rFonts w:ascii="Times New Roman" w:eastAsia="Times New Roman" w:hAnsi="Times New Roman" w:cs="Times New Roman"/>
+          <w:b/>
+          <w:bCs/>
+          <w:color w:val="000000"/>
+          <w:sz w:val="28"/>
+          <w:szCs w:val="28"/>
+          <w:lang w:eastAsia="ru-RU"/>
+        </w:rPr>
+        <w:t>;</w:t>
+      </w:r>
+    </w:p>
+    <w:p>
+      <w:pPr>
+        <w:pStyle w:val="a6"/>
+        <w:spacing w:after="0" w:line="360" w:lineRule="auto"/>
+        <w:ind w:left="1069"/>
+        <w:rPr>
+          <w:rFonts w:ascii="Times New Roman" w:eastAsia="Times New Roman" w:hAnsi="Times New Roman" w:cs="Times New Roman"/>
+          <w:b/>
+          <w:bCs/>
+          <w:color w:val="000000"/>
+          <w:sz w:val="28"/>
+          <w:szCs w:val="28"/>
+          <w:lang w:eastAsia="ru-RU"/>
+        </w:rPr>
+      </w:pPr>
+      <w:r>
+        <w:rPr>
+          <w:rFonts w:ascii="Times New Roman" w:eastAsia="Times New Roman" w:hAnsi="Times New Roman" w:cs="Times New Roman"/>
+          <w:b/>
+          <w:bCs/>
+          <w:color w:val="000000"/>
+          <w:sz w:val="28"/>
+          <w:szCs w:val="28"/>
+          <w:lang w:eastAsia="ru-RU"/>
+        </w:rPr>
+        <w:t xml:space="preserve">    cout </w:t>
+      </w:r>
+      <w:proofErr w:type="gramStart"/>
+      <w:r>
+        <w:rPr>
+          <w:rFonts w:ascii="Times New Roman" w:eastAsia="Times New Roman" w:hAnsi="Times New Roman" w:cs="Times New Roman"/>
+          <w:b/>
+          <w:bCs/>
+          <w:color w:val="000000"/>
+          <w:sz w:val="28"/>
+          <w:szCs w:val="28"/>
+          <w:lang w:eastAsia="ru-RU"/>
+        </w:rPr>
+        <w:t xml:space="preserve">&lt;&lt; </w:t>
+      </w:r>
+      <w:proofErr w:type="spellStart"/>
+      <w:r>
+        <w:rPr>
+          <w:rFonts w:ascii="Times New Roman" w:eastAsia="Times New Roman" w:hAnsi="Times New Roman" w:cs="Times New Roman"/>
+          <w:b/>
+          <w:bCs/>
+          <w:color w:val="000000"/>
+          <w:sz w:val="28"/>
+          <w:szCs w:val="28"/>
+          <w:lang w:eastAsia="ru-RU"/>
+        </w:rPr>
+        <w:t>endl</w:t>
+      </w:r>
+      <w:proofErr w:type="spellEnd"/>
+      <w:proofErr w:type="gramEnd"/>
+      <w:r>
+        <w:rPr>
+          <w:rFonts w:ascii="Times New Roman" w:eastAsia="Times New Roman" w:hAnsi="Times New Roman" w:cs="Times New Roman"/>
+          <w:b/>
+          <w:bCs/>
+          <w:color w:val="000000"/>
+          <w:sz w:val="28"/>
+          <w:szCs w:val="28"/>
+          <w:lang w:eastAsia="ru-RU"/>
+        </w:rPr>
+        <w:t>;</w:t>
+      </w:r>
+    </w:p>
+    <w:p>
+      <w:pPr>
+        <w:pStyle w:val="a6"/>
+        <w:spacing w:after="0" w:line="360" w:lineRule="auto"/>
+        <w:ind w:left="1069"/>
+        <w:rPr>
+          <w:rFonts w:ascii="Times New Roman" w:eastAsia="Times New Roman" w:hAnsi="Times New Roman" w:cs="Times New Roman"/>
+          <w:b/>
+          <w:bCs/>
+          <w:color w:val="000000"/>
+          <w:sz w:val="28"/>
+          <w:szCs w:val="28"/>
+          <w:lang w:eastAsia="ru-RU"/>
+        </w:rPr>
+      </w:pPr>
+    </w:p>
+    <w:p>
+      <w:pPr>
+        <w:pStyle w:val="a6"/>
+        <w:spacing w:after="0" w:line="360" w:lineRule="auto"/>
+        <w:ind w:left="1069"/>
+        <w:rPr>
+          <w:rFonts w:ascii="Times New Roman" w:eastAsia="Times New Roman" w:hAnsi="Times New Roman" w:cs="Times New Roman"/>
+          <w:b/>
+          <w:bCs/>
+          <w:color w:val="000000"/>
+          <w:sz w:val="28"/>
+          <w:szCs w:val="28"/>
+          <w:lang w:eastAsia="ru-RU"/>
+        </w:rPr>
+      </w:pPr>
+      <w:r>
+        <w:rPr>
+          <w:rFonts w:ascii="Times New Roman" w:eastAsia="Times New Roman" w:hAnsi="Times New Roman" w:cs="Times New Roman"/>
+          <w:b/>
+          <w:bCs/>
+          <w:color w:val="000000"/>
+          <w:sz w:val="28"/>
+          <w:szCs w:val="28"/>
+          <w:lang w:eastAsia="ru-RU"/>
+        </w:rPr>
+        <w:t xml:space="preserve">    // контрольный тест</w:t>
+      </w:r>
+    </w:p>
+    <w:p>
+      <w:pPr>
+        <w:pStyle w:val="a6"/>
+        <w:spacing w:after="0" w:line="360" w:lineRule="auto"/>
+        <w:ind w:left="1069"/>
+        <w:rPr>
+          <w:rFonts w:ascii="Times New Roman" w:eastAsia="Times New Roman" w:hAnsi="Times New Roman" w:cs="Times New Roman"/>
+          <w:b/>
+          <w:bCs/>
+          <w:color w:val="000000"/>
+          <w:sz w:val="28"/>
+          <w:szCs w:val="28"/>
+          <w:lang w:val="en-US" w:eastAsia="ru-RU"/>
+        </w:rPr>
+      </w:pPr>
+      <w:r>
+        <w:rPr>
+          <w:rFonts w:ascii="Times New Roman" w:eastAsia="Times New Roman" w:hAnsi="Times New Roman" w:cs="Times New Roman"/>
+          <w:b/>
+          <w:bCs/>
+          <w:color w:val="000000"/>
+          <w:sz w:val="28"/>
+          <w:szCs w:val="28"/>
+          <w:lang w:eastAsia="ru-RU"/>
+        </w:rPr>
+        <w:t xml:space="preserve">    </w:t>
+      </w:r>
+      <w:proofErr w:type="gramStart"/>
+      <w:r>
+        <w:rPr>
+          <w:rFonts w:ascii="Times New Roman" w:eastAsia="Times New Roman" w:hAnsi="Times New Roman" w:cs="Times New Roman"/>
+          <w:b/>
+          <w:bCs/>
+          <w:color w:val="000000"/>
+          <w:sz w:val="28"/>
+          <w:szCs w:val="28"/>
           <w:lang w:val="en-US" w:eastAsia="ru-RU"/>
         </w:rPr>
         <w:t>cout</w:t>
@@ -26049,7 +26543,68 @@
           <w:szCs w:val="28"/>
           <w:lang w:val="en-US" w:eastAsia="ru-RU"/>
         </w:rPr>
-        <w:t xml:space="preserve"> &lt;&lt; "------------------------------------------------------------" &lt;&lt; </w:t>
+        <w:t xml:space="preserve"> &lt;&lt; "2. </w:t>
+      </w:r>
+      <w:r>
+        <w:rPr>
+          <w:rFonts w:ascii="Times New Roman" w:eastAsia="Times New Roman" w:hAnsi="Times New Roman" w:cs="Times New Roman"/>
+          <w:b/>
+          <w:bCs/>
+          <w:color w:val="000000"/>
+          <w:sz w:val="28"/>
+          <w:szCs w:val="28"/>
+          <w:lang w:eastAsia="ru-RU"/>
+        </w:rPr>
+        <w:t>контрольный</w:t>
+      </w:r>
+      <w:r>
+        <w:rPr>
+          <w:rFonts w:ascii="Times New Roman" w:eastAsia="Times New Roman" w:hAnsi="Times New Roman" w:cs="Times New Roman"/>
+          <w:b/>
+          <w:bCs/>
+          <w:color w:val="000000"/>
+          <w:sz w:val="28"/>
+          <w:szCs w:val="28"/>
+          <w:lang w:val="en-US" w:eastAsia="ru-RU"/>
+        </w:rPr>
+        <w:t xml:space="preserve"> </w:t>
+      </w:r>
+      <w:r>
+        <w:rPr>
+          <w:rFonts w:ascii="Times New Roman" w:eastAsia="Times New Roman" w:hAnsi="Times New Roman" w:cs="Times New Roman"/>
+          <w:b/>
+          <w:bCs/>
+          <w:color w:val="000000"/>
+          <w:sz w:val="28"/>
+          <w:szCs w:val="28"/>
+          <w:lang w:eastAsia="ru-RU"/>
+        </w:rPr>
+        <w:t>тест</w:t>
+      </w:r>
+      <w:r>
+        <w:rPr>
+          <w:rFonts w:ascii="Times New Roman" w:eastAsia="Times New Roman" w:hAnsi="Times New Roman" w:cs="Times New Roman"/>
+          <w:b/>
+          <w:bCs/>
+          <w:color w:val="000000"/>
+          <w:sz w:val="28"/>
+          <w:szCs w:val="28"/>
+          <w:lang w:val="en-US" w:eastAsia="ru-RU"/>
+        </w:rPr>
+        <w:t xml:space="preserve">:" </w:t>
+      </w:r>
+      <w:proofErr w:type="gramStart"/>
+      <w:r>
+        <w:rPr>
+          <w:rFonts w:ascii="Times New Roman" w:eastAsia="Times New Roman" w:hAnsi="Times New Roman" w:cs="Times New Roman"/>
+          <w:b/>
+          <w:bCs/>
+          <w:color w:val="000000"/>
+          <w:sz w:val="28"/>
+          <w:szCs w:val="28"/>
+          <w:lang w:val="en-US" w:eastAsia="ru-RU"/>
+        </w:rPr>
+        <w:t xml:space="preserve">&lt;&lt; </w:t>
       </w:r>
       <w:proofErr w:type="spellStart"/>
       <w:r>
@@ -26065,6 +26620,7 @@
         <w:t>endl</w:t>
       </w:r>
       <w:proofErr w:type="spellEnd"/>
+      <w:proofErr w:type="gramEnd"/>
       <w:r>
         <w:rPr>
           <w:rFonts w:ascii="Times New Roman" w:eastAsia="Times New Roman" w:hAnsi="Times New Roman" w:cs="Times New Roman"/>
@@ -26090,542 +26646,18 @@
           <w:color w:val="000000"/>
           <w:sz w:val="28"/>
           <w:szCs w:val="28"/>
-          <w:lang w:eastAsia="ru-RU"/>
-        </w:rPr>
-      </w:pPr>
-      <w:r>
-        <w:rPr>
-          <w:rFonts w:ascii="Times New Roman" w:eastAsia="Times New Roman" w:hAnsi="Times New Roman" w:cs="Times New Roman"/>
-          <w:b/>
-          <w:bCs/>
-          <w:color w:val="000000"/>
-          <w:sz w:val="28"/>
-          <w:szCs w:val="28"/>
-          <w:lang w:val="en-US" w:eastAsia="ru-RU"/>
-        </w:rPr>
-        <w:t xml:space="preserve">    </w:t>
-      </w:r>
-      <w:r>
-        <w:rPr>
-          <w:rFonts w:ascii="Times New Roman" w:eastAsia="Times New Roman" w:hAnsi="Times New Roman" w:cs="Times New Roman"/>
-          <w:b/>
-          <w:bCs/>
-          <w:color w:val="000000"/>
-          <w:sz w:val="28"/>
-          <w:szCs w:val="28"/>
-          <w:lang w:eastAsia="ru-RU"/>
-        </w:rPr>
-        <w:t xml:space="preserve">cout </w:t>
-      </w:r>
-      <w:proofErr w:type="gramStart"/>
-      <w:r>
-        <w:rPr>
-          <w:rFonts w:ascii="Times New Roman" w:eastAsia="Times New Roman" w:hAnsi="Times New Roman" w:cs="Times New Roman"/>
-          <w:b/>
-          <w:bCs/>
-          <w:color w:val="000000"/>
-          <w:sz w:val="28"/>
-          <w:szCs w:val="28"/>
-          <w:lang w:eastAsia="ru-RU"/>
-        </w:rPr>
-        <w:t>&lt;&lt; "</w:t>
-      </w:r>
-      <w:proofErr w:type="gramEnd"/>
-      <w:r>
-        <w:rPr>
-          <w:rFonts w:ascii="Times New Roman" w:eastAsia="Times New Roman" w:hAnsi="Times New Roman" w:cs="Times New Roman"/>
-          <w:b/>
-          <w:bCs/>
-          <w:color w:val="000000"/>
-          <w:sz w:val="28"/>
-          <w:szCs w:val="28"/>
-          <w:lang w:eastAsia="ru-RU"/>
-        </w:rPr>
-        <w:t xml:space="preserve">Лабораторной работе №1" &lt;&lt; </w:t>
-      </w:r>
-      <w:proofErr w:type="spellStart"/>
-      <w:r>
-        <w:rPr>
-          <w:rFonts w:ascii="Times New Roman" w:eastAsia="Times New Roman" w:hAnsi="Times New Roman" w:cs="Times New Roman"/>
-          <w:b/>
-          <w:bCs/>
-          <w:color w:val="000000"/>
-          <w:sz w:val="28"/>
-          <w:szCs w:val="28"/>
-          <w:lang w:eastAsia="ru-RU"/>
-        </w:rPr>
-        <w:t>endl</w:t>
-      </w:r>
-      <w:proofErr w:type="spellEnd"/>
-      <w:r>
-        <w:rPr>
-          <w:rFonts w:ascii="Times New Roman" w:eastAsia="Times New Roman" w:hAnsi="Times New Roman" w:cs="Times New Roman"/>
-          <w:b/>
-          <w:bCs/>
-          <w:color w:val="000000"/>
-          <w:sz w:val="28"/>
-          <w:szCs w:val="28"/>
-          <w:lang w:eastAsia="ru-RU"/>
-        </w:rPr>
-        <w:t>;</w:t>
-      </w:r>
-    </w:p>
-    <w:p>
-      <w:pPr>
-        <w:pStyle w:val="a6"/>
-        <w:spacing w:after="0" w:line="360" w:lineRule="auto"/>
-        <w:ind w:left="1069"/>
-        <w:rPr>
-          <w:rFonts w:ascii="Times New Roman" w:eastAsia="Times New Roman" w:hAnsi="Times New Roman" w:cs="Times New Roman"/>
-          <w:b/>
-          <w:bCs/>
-          <w:color w:val="000000"/>
-          <w:sz w:val="28"/>
-          <w:szCs w:val="28"/>
-          <w:lang w:eastAsia="ru-RU"/>
-        </w:rPr>
-      </w:pPr>
-      <w:r>
-        <w:rPr>
-          <w:rFonts w:ascii="Times New Roman" w:eastAsia="Times New Roman" w:hAnsi="Times New Roman" w:cs="Times New Roman"/>
-          <w:b/>
-          <w:bCs/>
-          <w:color w:val="000000"/>
-          <w:sz w:val="28"/>
-          <w:szCs w:val="28"/>
-          <w:lang w:eastAsia="ru-RU"/>
-        </w:rPr>
-        <w:t xml:space="preserve">    cout </w:t>
-      </w:r>
-      <w:proofErr w:type="gramStart"/>
-      <w:r>
-        <w:rPr>
-          <w:rFonts w:ascii="Times New Roman" w:eastAsia="Times New Roman" w:hAnsi="Times New Roman" w:cs="Times New Roman"/>
-          <w:b/>
-          <w:bCs/>
-          <w:color w:val="000000"/>
-          <w:sz w:val="28"/>
-          <w:szCs w:val="28"/>
-          <w:lang w:eastAsia="ru-RU"/>
-        </w:rPr>
-        <w:t>&lt;&lt; "</w:t>
-      </w:r>
-      <w:proofErr w:type="gramEnd"/>
-      <w:r>
-        <w:rPr>
-          <w:rFonts w:ascii="Times New Roman" w:eastAsia="Times New Roman" w:hAnsi="Times New Roman" w:cs="Times New Roman"/>
-          <w:b/>
-          <w:bCs/>
-          <w:color w:val="000000"/>
-          <w:sz w:val="28"/>
-          <w:szCs w:val="28"/>
-          <w:lang w:eastAsia="ru-RU"/>
-        </w:rPr>
-        <w:t xml:space="preserve">Вариант 17: e = (a &amp; b &amp; c) \\ d" &lt;&lt; </w:t>
-      </w:r>
-      <w:proofErr w:type="spellStart"/>
-      <w:r>
-        <w:rPr>
-          <w:rFonts w:ascii="Times New Roman" w:eastAsia="Times New Roman" w:hAnsi="Times New Roman" w:cs="Times New Roman"/>
-          <w:b/>
-          <w:bCs/>
-          <w:color w:val="000000"/>
-          <w:sz w:val="28"/>
-          <w:szCs w:val="28"/>
-          <w:lang w:eastAsia="ru-RU"/>
-        </w:rPr>
-        <w:t>endl</w:t>
-      </w:r>
-      <w:proofErr w:type="spellEnd"/>
-      <w:r>
-        <w:rPr>
-          <w:rFonts w:ascii="Times New Roman" w:eastAsia="Times New Roman" w:hAnsi="Times New Roman" w:cs="Times New Roman"/>
-          <w:b/>
-          <w:bCs/>
-          <w:color w:val="000000"/>
-          <w:sz w:val="28"/>
-          <w:szCs w:val="28"/>
-          <w:lang w:eastAsia="ru-RU"/>
-        </w:rPr>
-        <w:t>;</w:t>
-      </w:r>
-    </w:p>
-    <w:p>
-      <w:pPr>
-        <w:pStyle w:val="a6"/>
-        <w:spacing w:after="0" w:line="360" w:lineRule="auto"/>
-        <w:ind w:left="1069"/>
-        <w:rPr>
-          <w:rFonts w:ascii="Times New Roman" w:eastAsia="Times New Roman" w:hAnsi="Times New Roman" w:cs="Times New Roman"/>
-          <w:b/>
-          <w:bCs/>
-          <w:color w:val="000000"/>
-          <w:sz w:val="28"/>
-          <w:szCs w:val="28"/>
-          <w:lang w:eastAsia="ru-RU"/>
-        </w:rPr>
-      </w:pPr>
-      <w:r>
-        <w:rPr>
-          <w:rFonts w:ascii="Times New Roman" w:eastAsia="Times New Roman" w:hAnsi="Times New Roman" w:cs="Times New Roman"/>
-          <w:b/>
-          <w:bCs/>
-          <w:color w:val="000000"/>
-          <w:sz w:val="28"/>
-          <w:szCs w:val="28"/>
-          <w:lang w:eastAsia="ru-RU"/>
-        </w:rPr>
-        <w:t xml:space="preserve">    cout </w:t>
-      </w:r>
-      <w:proofErr w:type="gramStart"/>
-      <w:r>
-        <w:rPr>
-          <w:rFonts w:ascii="Times New Roman" w:eastAsia="Times New Roman" w:hAnsi="Times New Roman" w:cs="Times New Roman"/>
-          <w:b/>
-          <w:bCs/>
-          <w:color w:val="000000"/>
-          <w:sz w:val="28"/>
-          <w:szCs w:val="28"/>
-          <w:lang w:eastAsia="ru-RU"/>
-        </w:rPr>
-        <w:t>&lt;&lt; "</w:t>
-      </w:r>
-      <w:proofErr w:type="gramEnd"/>
-      <w:r>
-        <w:rPr>
-          <w:rFonts w:ascii="Times New Roman" w:eastAsia="Times New Roman" w:hAnsi="Times New Roman" w:cs="Times New Roman"/>
-          <w:b/>
-          <w:bCs/>
-          <w:color w:val="000000"/>
-          <w:sz w:val="28"/>
-          <w:szCs w:val="28"/>
-          <w:lang w:eastAsia="ru-RU"/>
-        </w:rPr>
-        <w:t xml:space="preserve">Строчные русские буквы (а-я, ё)" &lt;&lt; </w:t>
-      </w:r>
-      <w:proofErr w:type="spellStart"/>
-      <w:r>
-        <w:rPr>
-          <w:rFonts w:ascii="Times New Roman" w:eastAsia="Times New Roman" w:hAnsi="Times New Roman" w:cs="Times New Roman"/>
-          <w:b/>
-          <w:bCs/>
-          <w:color w:val="000000"/>
-          <w:sz w:val="28"/>
-          <w:szCs w:val="28"/>
-          <w:lang w:eastAsia="ru-RU"/>
-        </w:rPr>
-        <w:t>endl</w:t>
-      </w:r>
-      <w:proofErr w:type="spellEnd"/>
-      <w:r>
-        <w:rPr>
-          <w:rFonts w:ascii="Times New Roman" w:eastAsia="Times New Roman" w:hAnsi="Times New Roman" w:cs="Times New Roman"/>
-          <w:b/>
-          <w:bCs/>
-          <w:color w:val="000000"/>
-          <w:sz w:val="28"/>
-          <w:szCs w:val="28"/>
-          <w:lang w:eastAsia="ru-RU"/>
-        </w:rPr>
-        <w:t>;</w:t>
-      </w:r>
-    </w:p>
-    <w:p>
-      <w:pPr>
-        <w:pStyle w:val="a6"/>
-        <w:spacing w:after="0" w:line="360" w:lineRule="auto"/>
-        <w:ind w:left="1069"/>
-        <w:rPr>
-          <w:rFonts w:ascii="Times New Roman" w:eastAsia="Times New Roman" w:hAnsi="Times New Roman" w:cs="Times New Roman"/>
-          <w:b/>
-          <w:bCs/>
-          <w:color w:val="000000"/>
-          <w:sz w:val="28"/>
-          <w:szCs w:val="28"/>
-          <w:lang w:eastAsia="ru-RU"/>
-        </w:rPr>
-      </w:pPr>
-      <w:r>
-        <w:rPr>
-          <w:rFonts w:ascii="Times New Roman" w:eastAsia="Times New Roman" w:hAnsi="Times New Roman" w:cs="Times New Roman"/>
-          <w:b/>
-          <w:bCs/>
-          <w:color w:val="000000"/>
-          <w:sz w:val="28"/>
-          <w:szCs w:val="28"/>
-          <w:lang w:eastAsia="ru-RU"/>
-        </w:rPr>
-        <w:t xml:space="preserve">    cout </w:t>
-      </w:r>
-      <w:proofErr w:type="gramStart"/>
-      <w:r>
-        <w:rPr>
-          <w:rFonts w:ascii="Times New Roman" w:eastAsia="Times New Roman" w:hAnsi="Times New Roman" w:cs="Times New Roman"/>
-          <w:b/>
-          <w:bCs/>
-          <w:color w:val="000000"/>
-          <w:sz w:val="28"/>
-          <w:szCs w:val="28"/>
-          <w:lang w:eastAsia="ru-RU"/>
-        </w:rPr>
-        <w:t>&lt;&lt; "</w:t>
-      </w:r>
-      <w:proofErr w:type="gramEnd"/>
-      <w:r>
-        <w:rPr>
-          <w:rFonts w:ascii="Times New Roman" w:eastAsia="Times New Roman" w:hAnsi="Times New Roman" w:cs="Times New Roman"/>
-          <w:b/>
-          <w:bCs/>
-          <w:color w:val="000000"/>
-          <w:sz w:val="28"/>
-          <w:szCs w:val="28"/>
-          <w:lang w:eastAsia="ru-RU"/>
-        </w:rPr>
-        <w:t xml:space="preserve">------------------------------------------------------------" &lt;&lt; </w:t>
-      </w:r>
-      <w:proofErr w:type="spellStart"/>
-      <w:r>
-        <w:rPr>
-          <w:rFonts w:ascii="Times New Roman" w:eastAsia="Times New Roman" w:hAnsi="Times New Roman" w:cs="Times New Roman"/>
-          <w:b/>
-          <w:bCs/>
-          <w:color w:val="000000"/>
-          <w:sz w:val="28"/>
-          <w:szCs w:val="28"/>
-          <w:lang w:eastAsia="ru-RU"/>
-        </w:rPr>
-        <w:t>endl</w:t>
-      </w:r>
-      <w:proofErr w:type="spellEnd"/>
-      <w:r>
-        <w:rPr>
-          <w:rFonts w:ascii="Times New Roman" w:eastAsia="Times New Roman" w:hAnsi="Times New Roman" w:cs="Times New Roman"/>
-          <w:b/>
-          <w:bCs/>
-          <w:color w:val="000000"/>
-          <w:sz w:val="28"/>
-          <w:szCs w:val="28"/>
-          <w:lang w:eastAsia="ru-RU"/>
-        </w:rPr>
-        <w:t>;</w:t>
-      </w:r>
-    </w:p>
-    <w:p>
-      <w:pPr>
-        <w:pStyle w:val="a6"/>
-        <w:spacing w:after="0" w:line="360" w:lineRule="auto"/>
-        <w:ind w:left="1069"/>
-        <w:rPr>
-          <w:rFonts w:ascii="Times New Roman" w:eastAsia="Times New Roman" w:hAnsi="Times New Roman" w:cs="Times New Roman"/>
-          <w:b/>
-          <w:bCs/>
-          <w:color w:val="000000"/>
-          <w:sz w:val="28"/>
-          <w:szCs w:val="28"/>
-          <w:lang w:eastAsia="ru-RU"/>
-        </w:rPr>
-      </w:pPr>
-      <w:r>
-        <w:rPr>
-          <w:rFonts w:ascii="Times New Roman" w:eastAsia="Times New Roman" w:hAnsi="Times New Roman" w:cs="Times New Roman"/>
-          <w:b/>
-          <w:bCs/>
-          <w:color w:val="000000"/>
-          <w:sz w:val="28"/>
-          <w:szCs w:val="28"/>
-          <w:lang w:eastAsia="ru-RU"/>
-        </w:rPr>
-        <w:t xml:space="preserve">    cout </w:t>
-      </w:r>
-      <w:proofErr w:type="gramStart"/>
-      <w:r>
-        <w:rPr>
-          <w:rFonts w:ascii="Times New Roman" w:eastAsia="Times New Roman" w:hAnsi="Times New Roman" w:cs="Times New Roman"/>
-          <w:b/>
-          <w:bCs/>
-          <w:color w:val="000000"/>
-          <w:sz w:val="28"/>
-          <w:szCs w:val="28"/>
-          <w:lang w:eastAsia="ru-RU"/>
-        </w:rPr>
-        <w:t xml:space="preserve">&lt;&lt; </w:t>
-      </w:r>
-      <w:proofErr w:type="spellStart"/>
-      <w:r>
-        <w:rPr>
-          <w:rFonts w:ascii="Times New Roman" w:eastAsia="Times New Roman" w:hAnsi="Times New Roman" w:cs="Times New Roman"/>
-          <w:b/>
-          <w:bCs/>
-          <w:color w:val="000000"/>
-          <w:sz w:val="28"/>
-          <w:szCs w:val="28"/>
-          <w:lang w:eastAsia="ru-RU"/>
-        </w:rPr>
-        <w:t>endl</w:t>
-      </w:r>
-      <w:proofErr w:type="spellEnd"/>
-      <w:proofErr w:type="gramEnd"/>
-      <w:r>
-        <w:rPr>
-          <w:rFonts w:ascii="Times New Roman" w:eastAsia="Times New Roman" w:hAnsi="Times New Roman" w:cs="Times New Roman"/>
-          <w:b/>
-          <w:bCs/>
-          <w:color w:val="000000"/>
-          <w:sz w:val="28"/>
-          <w:szCs w:val="28"/>
-          <w:lang w:eastAsia="ru-RU"/>
-        </w:rPr>
-        <w:t>;</w:t>
-      </w:r>
-    </w:p>
-    <w:p>
-      <w:pPr>
-        <w:pStyle w:val="a6"/>
-        <w:spacing w:after="0" w:line="360" w:lineRule="auto"/>
-        <w:ind w:left="1069"/>
-        <w:rPr>
-          <w:rFonts w:ascii="Times New Roman" w:eastAsia="Times New Roman" w:hAnsi="Times New Roman" w:cs="Times New Roman"/>
-          <w:b/>
-          <w:bCs/>
-          <w:color w:val="000000"/>
-          <w:sz w:val="28"/>
-          <w:szCs w:val="28"/>
-          <w:lang w:eastAsia="ru-RU"/>
-        </w:rPr>
-      </w:pPr>
-    </w:p>
-    <w:p>
-      <w:pPr>
-        <w:pStyle w:val="a6"/>
-        <w:spacing w:after="0" w:line="360" w:lineRule="auto"/>
-        <w:ind w:left="1069"/>
-        <w:rPr>
-          <w:rFonts w:ascii="Times New Roman" w:eastAsia="Times New Roman" w:hAnsi="Times New Roman" w:cs="Times New Roman"/>
-          <w:b/>
-          <w:bCs/>
-          <w:color w:val="000000"/>
-          <w:sz w:val="28"/>
-          <w:szCs w:val="28"/>
-          <w:lang w:eastAsia="ru-RU"/>
-        </w:rPr>
-      </w:pPr>
-      <w:r>
-        <w:rPr>
-          <w:rFonts w:ascii="Times New Roman" w:eastAsia="Times New Roman" w:hAnsi="Times New Roman" w:cs="Times New Roman"/>
-          <w:b/>
-          <w:bCs/>
-          <w:color w:val="000000"/>
-          <w:sz w:val="28"/>
-          <w:szCs w:val="28"/>
-          <w:lang w:eastAsia="ru-RU"/>
-        </w:rPr>
-        <w:t xml:space="preserve">    // контрольный тест</w:t>
-      </w:r>
-    </w:p>
-    <w:p>
-      <w:pPr>
-        <w:pStyle w:val="a6"/>
-        <w:spacing w:after="0" w:line="360" w:lineRule="auto"/>
-        <w:ind w:left="1069"/>
-        <w:rPr>
-          <w:rFonts w:ascii="Times New Roman" w:eastAsia="Times New Roman" w:hAnsi="Times New Roman" w:cs="Times New Roman"/>
-          <w:b/>
-          <w:bCs/>
-          <w:color w:val="000000"/>
-          <w:sz w:val="28"/>
-          <w:szCs w:val="28"/>
-          <w:lang w:eastAsia="ru-RU"/>
-        </w:rPr>
-      </w:pPr>
-      <w:r>
-        <w:rPr>
-          <w:rFonts w:ascii="Times New Roman" w:eastAsia="Times New Roman" w:hAnsi="Times New Roman" w:cs="Times New Roman"/>
-          <w:b/>
-          <w:bCs/>
-          <w:color w:val="000000"/>
-          <w:sz w:val="28"/>
-          <w:szCs w:val="28"/>
-          <w:lang w:eastAsia="ru-RU"/>
-        </w:rPr>
-        <w:t xml:space="preserve">    cout </w:t>
-      </w:r>
-      <w:proofErr w:type="gramStart"/>
-      <w:r>
-        <w:rPr>
-          <w:rFonts w:ascii="Times New Roman" w:eastAsia="Times New Roman" w:hAnsi="Times New Roman" w:cs="Times New Roman"/>
-          <w:b/>
-          <w:bCs/>
-          <w:color w:val="000000"/>
-          <w:sz w:val="28"/>
-          <w:szCs w:val="28"/>
-          <w:lang w:eastAsia="ru-RU"/>
-        </w:rPr>
-        <w:t>&lt;&lt; "</w:t>
-      </w:r>
-      <w:proofErr w:type="gramEnd"/>
-      <w:r>
-        <w:rPr>
-          <w:rFonts w:ascii="Times New Roman" w:eastAsia="Times New Roman" w:hAnsi="Times New Roman" w:cs="Times New Roman"/>
-          <w:b/>
-          <w:bCs/>
-          <w:color w:val="000000"/>
-          <w:sz w:val="28"/>
-          <w:szCs w:val="28"/>
-          <w:lang w:eastAsia="ru-RU"/>
-        </w:rPr>
-        <w:t xml:space="preserve">2. контрольный тест:" &lt;&lt; </w:t>
-      </w:r>
-      <w:proofErr w:type="spellStart"/>
-      <w:r>
-        <w:rPr>
-          <w:rFonts w:ascii="Times New Roman" w:eastAsia="Times New Roman" w:hAnsi="Times New Roman" w:cs="Times New Roman"/>
-          <w:b/>
-          <w:bCs/>
-          <w:color w:val="000000"/>
-          <w:sz w:val="28"/>
-          <w:szCs w:val="28"/>
-          <w:lang w:eastAsia="ru-RU"/>
-        </w:rPr>
-        <w:t>endl</w:t>
-      </w:r>
-      <w:proofErr w:type="spellEnd"/>
-      <w:r>
-        <w:rPr>
-          <w:rFonts w:ascii="Times New Roman" w:eastAsia="Times New Roman" w:hAnsi="Times New Roman" w:cs="Times New Roman"/>
-          <w:b/>
-          <w:bCs/>
-          <w:color w:val="000000"/>
-          <w:sz w:val="28"/>
-          <w:szCs w:val="28"/>
-          <w:lang w:eastAsia="ru-RU"/>
-        </w:rPr>
-        <w:t>;</w:t>
-      </w:r>
-    </w:p>
-    <w:p>
-      <w:pPr>
-        <w:pStyle w:val="a6"/>
-        <w:spacing w:after="0" w:line="360" w:lineRule="auto"/>
-        <w:ind w:left="1069"/>
-        <w:rPr>
-          <w:rFonts w:ascii="Times New Roman" w:eastAsia="Times New Roman" w:hAnsi="Times New Roman" w:cs="Times New Roman"/>
-          <w:b/>
-          <w:bCs/>
-          <w:color w:val="000000"/>
-          <w:sz w:val="28"/>
-          <w:szCs w:val="28"/>
-          <w:lang w:val="en-US" w:eastAsia="ru-RU"/>
-        </w:rPr>
-      </w:pPr>
-      <w:r>
-        <w:rPr>
-          <w:rFonts w:ascii="Times New Roman" w:eastAsia="Times New Roman" w:hAnsi="Times New Roman" w:cs="Times New Roman"/>
-          <w:b/>
-          <w:bCs/>
-          <w:color w:val="000000"/>
-          <w:sz w:val="28"/>
-          <w:szCs w:val="28"/>
-          <w:lang w:eastAsia="ru-RU"/>
+          <w:lang w:val="en-US" w:eastAsia="ru-RU"/>
+        </w:rPr>
+      </w:pPr>
+      <w:r>
+        <w:rPr>
+          <w:rFonts w:ascii="Times New Roman" w:eastAsia="Times New Roman" w:hAnsi="Times New Roman" w:cs="Times New Roman"/>
+          <w:b/>
+          <w:bCs/>
+          <w:color w:val="000000"/>
+          <w:sz w:val="28"/>
+          <w:szCs w:val="28"/>
+          <w:lang w:val="en-US" w:eastAsia="ru-RU"/>
         </w:rPr>
         <w:t xml:space="preserve">    </w:t>
       </w:r>
@@ -26827,7 +26859,7 @@
           <w:color w:val="000000"/>
           <w:sz w:val="28"/>
           <w:szCs w:val="28"/>
-          <w:lang w:eastAsia="ru-RU"/>
+          <w:lang w:val="en-US" w:eastAsia="ru-RU"/>
         </w:rPr>
       </w:pPr>
       <w:r>
@@ -26842,6 +26874,112 @@
         </w:rPr>
         <w:t xml:space="preserve">    </w:t>
       </w:r>
+      <w:proofErr w:type="gramStart"/>
+      <w:r>
+        <w:rPr>
+          <w:rFonts w:ascii="Times New Roman" w:eastAsia="Times New Roman" w:hAnsi="Times New Roman" w:cs="Times New Roman"/>
+          <w:b/>
+          <w:bCs/>
+          <w:color w:val="000000"/>
+          <w:sz w:val="28"/>
+          <w:szCs w:val="28"/>
+          <w:lang w:val="en-US" w:eastAsia="ru-RU"/>
+        </w:rPr>
+        <w:t>const</w:t>
+      </w:r>
+      <w:proofErr w:type="gramEnd"/>
+      <w:r>
+        <w:rPr>
+          <w:rFonts w:ascii="Times New Roman" w:eastAsia="Times New Roman" w:hAnsi="Times New Roman" w:cs="Times New Roman"/>
+          <w:b/>
+          <w:bCs/>
+          <w:color w:val="000000"/>
+          <w:sz w:val="28"/>
+          <w:szCs w:val="28"/>
+          <w:lang w:val="en-US" w:eastAsia="ru-RU"/>
+        </w:rPr>
+        <w:t xml:space="preserve"> char* </w:t>
+      </w:r>
+      <w:proofErr w:type="spellStart"/>
+      <w:r>
+        <w:rPr>
+          <w:rFonts w:ascii="Times New Roman" w:eastAsia="Times New Roman" w:hAnsi="Times New Roman" w:cs="Times New Roman"/>
+          <w:b/>
+          <w:bCs/>
+          <w:color w:val="000000"/>
+          <w:sz w:val="28"/>
+          <w:szCs w:val="28"/>
+          <w:lang w:val="en-US" w:eastAsia="ru-RU"/>
+        </w:rPr>
+        <w:t>testC</w:t>
+      </w:r>
+      <w:proofErr w:type="spellEnd"/>
+      <w:r>
+        <w:rPr>
+          <w:rFonts w:ascii="Times New Roman" w:eastAsia="Times New Roman" w:hAnsi="Times New Roman" w:cs="Times New Roman"/>
+          <w:b/>
+          <w:bCs/>
+          <w:color w:val="000000"/>
+          <w:sz w:val="28"/>
+          <w:szCs w:val="28"/>
+          <w:lang w:val="en-US" w:eastAsia="ru-RU"/>
+        </w:rPr>
+        <w:t xml:space="preserve"> = "</w:t>
+      </w:r>
+      <w:proofErr w:type="spellStart"/>
+      <w:r>
+        <w:rPr>
+          <w:rFonts w:ascii="Times New Roman" w:eastAsia="Times New Roman" w:hAnsi="Times New Roman" w:cs="Times New Roman"/>
+          <w:b/>
+          <w:bCs/>
+          <w:color w:val="000000"/>
+          <w:sz w:val="28"/>
+          <w:szCs w:val="28"/>
+          <w:lang w:eastAsia="ru-RU"/>
+        </w:rPr>
+        <w:t>дежзий</w:t>
+      </w:r>
+      <w:proofErr w:type="spellEnd"/>
+      <w:r>
+        <w:rPr>
+          <w:rFonts w:ascii="Times New Roman" w:eastAsia="Times New Roman" w:hAnsi="Times New Roman" w:cs="Times New Roman"/>
+          <w:b/>
+          <w:bCs/>
+          <w:color w:val="000000"/>
+          <w:sz w:val="28"/>
+          <w:szCs w:val="28"/>
+          <w:lang w:val="en-US" w:eastAsia="ru-RU"/>
+        </w:rPr>
+        <w:t>";</w:t>
+      </w:r>
+    </w:p>
+    <w:p>
+      <w:pPr>
+        <w:pStyle w:val="a6"/>
+        <w:spacing w:after="0" w:line="360" w:lineRule="auto"/>
+        <w:ind w:left="1069"/>
+        <w:rPr>
+          <w:rFonts w:ascii="Times New Roman" w:eastAsia="Times New Roman" w:hAnsi="Times New Roman" w:cs="Times New Roman"/>
+          <w:b/>
+          <w:bCs/>
+          <w:color w:val="000000"/>
+          <w:sz w:val="28"/>
+          <w:szCs w:val="28"/>
+          <w:lang w:eastAsia="ru-RU"/>
+        </w:rPr>
+      </w:pPr>
+      <w:r>
+        <w:rPr>
+          <w:rFonts w:ascii="Times New Roman" w:eastAsia="Times New Roman" w:hAnsi="Times New Roman" w:cs="Times New Roman"/>
+          <w:b/>
+          <w:bCs/>
+          <w:color w:val="000000"/>
+          <w:sz w:val="28"/>
+          <w:szCs w:val="28"/>
+          <w:lang w:val="en-US" w:eastAsia="ru-RU"/>
+        </w:rPr>
+        <w:t xml:space="preserve">    </w:t>
+      </w:r>
       <w:r>
         <w:rPr>
           <w:rFonts w:ascii="Times New Roman" w:eastAsia="Times New Roman" w:hAnsi="Times New Roman" w:cs="Times New Roman"/>
@@ -26853,86 +26991,6 @@
           <w:lang w:eastAsia="ru-RU"/>
         </w:rPr>
         <w:t xml:space="preserve">const char* </w:t>
-      </w:r>
-      <w:proofErr w:type="spellStart"/>
-      <w:r>
-        <w:rPr>
-          <w:rFonts w:ascii="Times New Roman" w:eastAsia="Times New Roman" w:hAnsi="Times New Roman" w:cs="Times New Roman"/>
-          <w:b/>
-          <w:bCs/>
-          <w:color w:val="000000"/>
-          <w:sz w:val="28"/>
-          <w:szCs w:val="28"/>
-          <w:lang w:eastAsia="ru-RU"/>
-        </w:rPr>
-        <w:t>testC</w:t>
-      </w:r>
-      <w:proofErr w:type="spellEnd"/>
-      <w:r>
-        <w:rPr>
-          <w:rFonts w:ascii="Times New Roman" w:eastAsia="Times New Roman" w:hAnsi="Times New Roman" w:cs="Times New Roman"/>
-          <w:b/>
-          <w:bCs/>
-          <w:color w:val="000000"/>
-          <w:sz w:val="28"/>
-          <w:szCs w:val="28"/>
-          <w:lang w:eastAsia="ru-RU"/>
-        </w:rPr>
-        <w:t xml:space="preserve"> = "</w:t>
-      </w:r>
-      <w:proofErr w:type="spellStart"/>
-      <w:r>
-        <w:rPr>
-          <w:rFonts w:ascii="Times New Roman" w:eastAsia="Times New Roman" w:hAnsi="Times New Roman" w:cs="Times New Roman"/>
-          <w:b/>
-          <w:bCs/>
-          <w:color w:val="000000"/>
-          <w:sz w:val="28"/>
-          <w:szCs w:val="28"/>
-          <w:lang w:eastAsia="ru-RU"/>
-        </w:rPr>
-        <w:t>дежзий</w:t>
-      </w:r>
-      <w:proofErr w:type="spellEnd"/>
-      <w:r>
-        <w:rPr>
-          <w:rFonts w:ascii="Times New Roman" w:eastAsia="Times New Roman" w:hAnsi="Times New Roman" w:cs="Times New Roman"/>
-          <w:b/>
-          <w:bCs/>
-          <w:color w:val="000000"/>
-          <w:sz w:val="28"/>
-          <w:szCs w:val="28"/>
-          <w:lang w:eastAsia="ru-RU"/>
-        </w:rPr>
-        <w:t>";</w:t>
-      </w:r>
-    </w:p>
-    <w:p>
-      <w:pPr>
-        <w:pStyle w:val="a6"/>
-        <w:spacing w:after="0" w:line="360" w:lineRule="auto"/>
-        <w:ind w:left="1069"/>
-        <w:rPr>
-          <w:rFonts w:ascii="Times New Roman" w:eastAsia="Times New Roman" w:hAnsi="Times New Roman" w:cs="Times New Roman"/>
-          <w:b/>
-          <w:bCs/>
-          <w:color w:val="000000"/>
-          <w:sz w:val="28"/>
-          <w:szCs w:val="28"/>
-          <w:lang w:eastAsia="ru-RU"/>
-        </w:rPr>
-      </w:pPr>
-      <w:r>
-        <w:rPr>
-          <w:rFonts w:ascii="Times New Roman" w:eastAsia="Times New Roman" w:hAnsi="Times New Roman" w:cs="Times New Roman"/>
-          <w:b/>
-          <w:bCs/>
-          <w:color w:val="000000"/>
-          <w:sz w:val="28"/>
-          <w:szCs w:val="28"/>
-          <w:lang w:eastAsia="ru-RU"/>
-        </w:rPr>
-        <w:t xml:space="preserve">    const char* </w:t>
       </w:r>
       <w:proofErr w:type="spellStart"/>
       <w:r>
@@ -35382,6 +35440,60 @@
           <w:lang w:val="en-US" w:eastAsia="ru-RU"/>
         </w:rPr>
         <w:t>);</w:t>
+      </w:r>
+    </w:p>
+    <w:p>
+      <w:pPr>
+        <w:pStyle w:val="a6"/>
+        <w:spacing w:after="0" w:line="360" w:lineRule="auto"/>
+        <w:ind w:left="1069"/>
+        <w:rPr>
+          <w:rFonts w:ascii="Times New Roman" w:eastAsia="Times New Roman" w:hAnsi="Times New Roman" w:cs="Times New Roman"/>
+          <w:b/>
+          <w:bCs/>
+          <w:color w:val="000000"/>
+          <w:sz w:val="28"/>
+          <w:szCs w:val="28"/>
+          <w:lang w:val="en-US" w:eastAsia="ru-RU"/>
+        </w:rPr>
+      </w:pPr>
+      <w:r>
+        <w:rPr>
+          <w:rFonts w:ascii="Times New Roman" w:eastAsia="Times New Roman" w:hAnsi="Times New Roman" w:cs="Times New Roman"/>
+          <w:b/>
+          <w:bCs/>
+          <w:color w:val="000000"/>
+          <w:sz w:val="28"/>
+          <w:szCs w:val="28"/>
+          <w:lang w:val="en-US" w:eastAsia="ru-RU"/>
+        </w:rPr>
+        <w:t xml:space="preserve">    </w:t>
+      </w:r>
+      <w:proofErr w:type="gramStart"/>
+      <w:r>
+        <w:rPr>
+          <w:rFonts w:ascii="Times New Roman" w:eastAsia="Times New Roman" w:hAnsi="Times New Roman" w:cs="Times New Roman"/>
+          <w:b/>
+          <w:bCs/>
+          <w:color w:val="000000"/>
+          <w:sz w:val="28"/>
+          <w:szCs w:val="28"/>
+          <w:lang w:val="en-US" w:eastAsia="ru-RU"/>
+        </w:rPr>
+        <w:t>return</w:t>
+      </w:r>
+      <w:proofErr w:type="gramEnd"/>
+      <w:r>
+        <w:rPr>
+          <w:rFonts w:ascii="Times New Roman" w:eastAsia="Times New Roman" w:hAnsi="Times New Roman" w:cs="Times New Roman"/>
+          <w:b/>
+          <w:bCs/>
+          <w:color w:val="000000"/>
+          <w:sz w:val="28"/>
+          <w:szCs w:val="28"/>
+          <w:lang w:val="en-US" w:eastAsia="ru-RU"/>
+        </w:rPr>
+        <w:t xml:space="preserve"> 0;</w:t>
       </w:r>
     </w:p>
     <w:p>
